--- a/Mapped Curriculum Lesson - Supplemental Material/Grade 7/Lesson 12 - Strings and Text/Strings and Text - Worksheet.docx
+++ b/Mapped Curriculum Lesson - Supplemental Material/Grade 7/Lesson 12 - Strings and Text/Strings and Text - Worksheet.docx
@@ -191,25 +191,7 @@
           <w:szCs w:val="24"/>
           <w:color w:val="080808"/>
         </w:rPr>
-        <w:t xml:space="preserve">, name, </w:t>
-      </w:r>
-      <w:r>
-        <w:rPr>
-          <w:rFonts w:ascii="JetBrains Mono" w:hAnsi="JetBrains Mono" w:cs="JetBrains Mono"/>
-          <w:sz w:val="24"/>
-          <w:szCs w:val="24"/>
-          <w:color w:val="067D17"/>
-        </w:rPr>
-        <w:t>"!"</w:t>
-      </w:r>
-      <w:r>
-        <w:rPr>
-          <w:rFonts w:ascii="JetBrains Mono" w:hAnsi="JetBrains Mono" w:cs="JetBrains Mono"/>
-          <w:sz w:val="24"/>
-          <w:szCs w:val="24"/>
-          <w:color w:val="080808"/>
-        </w:rPr>
-        <w:t>)</w:t>
+        <w:t>, name)</w:t>
       </w:r>
     </w:p>
     <w:p>
@@ -786,25 +768,7 @@
           <w:szCs w:val="24"/>
           <w:color w:val="080808"/>
         </w:rPr>
-        <w:t xml:space="preserve">, name, </w:t>
-      </w:r>
-      <w:r>
-        <w:rPr>
-          <w:rFonts w:ascii="JetBrains Mono" w:hAnsi="JetBrains Mono" w:cs="JetBrains Mono"/>
-          <w:sz w:val="24"/>
-          <w:szCs w:val="24"/>
-          <w:color w:val="067D17"/>
-        </w:rPr>
-        <w:t>"!"</w:t>
-      </w:r>
-      <w:r>
-        <w:rPr>
-          <w:rFonts w:ascii="JetBrains Mono" w:hAnsi="JetBrains Mono" w:cs="JetBrains Mono"/>
-          <w:sz w:val="24"/>
-          <w:szCs w:val="24"/>
-          <w:color w:val="080808"/>
-        </w:rPr>
-        <w:t>)</w:t>
+        <w:t>, name)</w:t>
       </w:r>
     </w:p>
     <w:p>
@@ -860,7 +824,7 @@
         <w:rPr>
           <w:color w:val="080808"/>
         </w:rPr>
-        <w:t xml:space="preserve">Store the cleaned name in a new variable called clean_name. Use </w:t>
+        <w:t xml:space="preserve">Use </w:t>
       </w:r>
       <w:r>
         <w:rPr>
@@ -886,7 +850,7 @@
         <w:rPr>
           <w:color w:val="080808"/>
         </w:rPr>
-        <w:t xml:space="preserve"> together, then display clean_name. Input </w:t>
+        <w:t xml:space="preserve"> on [name], then store the result in a new variable called [clean_name]. Display [clean_name]. The input </w:t>
       </w:r>
       <w:r>
         <w:rPr>
@@ -899,7 +863,20 @@
         <w:rPr>
           <w:color w:val="080808"/>
         </w:rPr>
-        <w:t xml:space="preserve"> must display the cleaned name as Alex.</w:t>
+        <w:t xml:space="preserve"> must display </w:t>
+      </w:r>
+      <w:r>
+        <w:rPr>
+          <w:color w:val="067D17"/>
+          <w:rFonts w:ascii="Consolas" w:hAnsi="Consolas"/>
+        </w:rPr>
+        <w:t>"Hello, Alex"</w:t>
+      </w:r>
+      <w:r>
+        <w:rPr>
+          <w:color w:val="080808"/>
+        </w:rPr>
+        <w:t>.</w:t>
       </w:r>
     </w:p>
     <w:p w14:noSpellErr="1">
@@ -989,7 +966,7 @@
         <w:rPr>
           <w:color w:val="080808"/>
         </w:rPr>
-        <w:t xml:space="preserve">A name badge needs a first name and surname. Extend the program so both answers are cleaned with </w:t>
+        <w:t xml:space="preserve">Ask for a first name and store it in [name]. Ask for a surname and store it in [surname]. Apply </w:t>
       </w:r>
       <w:r>
         <w:rPr>
@@ -1015,41 +992,184 @@
         <w:rPr>
           <w:color w:val="080808"/>
         </w:rPr>
-        <w:t>, then display the finished full name.</w:t>
-      </w:r>
-    </w:p>
-    <w:p>
-      <w:pPr>
-        <w:spacing w:before="0" w:after="0" w:line="120" w:lineRule="exact"/>
-      </w:pPr>
-    </w:p>
-    <w:p>
-      <w:pPr>
-        <w:pStyle w:val="Heading2"/>
-      </w:pPr>
-      <w:r>
-        <w:t>Challenge 3</w:t>
-      </w:r>
-    </w:p>
-    <w:p>
-      <w:pPr>
-        <w:spacing w:line="276" w:lineRule="auto" w:before="0" w:after="0"/>
-        <w:rPr>
-          <w:noProof/>
-        </w:rPr>
-      </w:pPr>
-      <w:r>
-        <w:rPr>
-          <w:color w:val="080808"/>
-        </w:rPr>
-        <w:t xml:space="preserve">Choose a place you would like to visit. Build a destination label from a city and country, cleaning both answers before you display </w:t>
+        <w:t xml:space="preserve"> to both variables, then display the full name. Test </w:t>
       </w:r>
       <w:r>
         <w:rPr>
           <w:color w:val="067D17"/>
           <w:rFonts w:ascii="Consolas" w:hAnsi="Consolas"/>
         </w:rPr>
-        <w:t>"Destination: [city] - [country]"</w:t>
+        <w:t xml:space="preserve">"  aLEX  "</w:t>
+      </w:r>
+      <w:r>
+        <w:rPr>
+          <w:color w:val="080808"/>
+        </w:rPr>
+        <w:t xml:space="preserve"> and </w:t>
+      </w:r>
+      <w:r>
+        <w:rPr>
+          <w:color w:val="067D17"/>
+          <w:rFonts w:ascii="Consolas" w:hAnsi="Consolas"/>
+        </w:rPr>
+        <w:t xml:space="preserve">"  nGUYEN  "</w:t>
+      </w:r>
+      <w:r>
+        <w:rPr>
+          <w:color w:val="080808"/>
+        </w:rPr>
+        <w:t xml:space="preserve">; display </w:t>
+      </w:r>
+      <w:r>
+        <w:rPr>
+          <w:color w:val="067D17"/>
+          <w:rFonts w:ascii="Consolas" w:hAnsi="Consolas"/>
+        </w:rPr>
+        <w:t>"Hello, Alex Nguyen"</w:t>
+      </w:r>
+      <w:r>
+        <w:rPr>
+          <w:color w:val="080808"/>
+        </w:rPr>
+        <w:t>.</w:t>
+      </w:r>
+    </w:p>
+    <w:p>
+      <w:pPr>
+        <w:spacing w:before="0" w:after="0" w:line="120" w:lineRule="exact"/>
+      </w:pPr>
+    </w:p>
+    <w:p>
+      <w:pPr>
+        <w:pStyle w:val="Heading2"/>
+      </w:pPr>
+      <w:r>
+        <w:t>Challenge 3</w:t>
+      </w:r>
+    </w:p>
+    <w:p>
+      <w:pPr>
+        <w:spacing w:line="276" w:lineRule="auto" w:before="0" w:after="0"/>
+        <w:rPr>
+          <w:noProof/>
+        </w:rPr>
+      </w:pPr>
+      <w:r>
+        <w:rPr>
+          <w:color w:val="080808"/>
+        </w:rPr>
+        <w:t xml:space="preserve">Ask for a city, country and landmark and store the answers in [city], [country] and [landmark]. Apply </w:t>
+      </w:r>
+      <w:r>
+        <w:rPr>
+          <w:color w:val="1750EB"/>
+          <w:rFonts w:ascii="Consolas" w:hAnsi="Consolas"/>
+        </w:rPr>
+        <w:t>strip()</w:t>
+      </w:r>
+      <w:r>
+        <w:rPr>
+          <w:color w:val="080808"/>
+        </w:rPr>
+        <w:t xml:space="preserve"> and </w:t>
+      </w:r>
+      <w:r>
+        <w:rPr>
+          <w:color w:val="1750EB"/>
+          <w:rFonts w:ascii="Consolas" w:hAnsi="Consolas"/>
+        </w:rPr>
+        <w:t>title()</w:t>
+      </w:r>
+      <w:r>
+        <w:rPr>
+          <w:color w:val="080808"/>
+        </w:rPr>
+        <w:t xml:space="preserve"> to all three variables. Display the city and country on a line beginning </w:t>
+      </w:r>
+      <w:r>
+        <w:rPr>
+          <w:color w:val="067D17"/>
+          <w:rFonts w:ascii="Consolas" w:hAnsi="Consolas"/>
+        </w:rPr>
+        <w:t>"Destination:"</w:t>
+      </w:r>
+      <w:r>
+        <w:rPr>
+          <w:color w:val="080808"/>
+        </w:rPr>
+        <w:t xml:space="preserve">. Display the landmark on a second line beginning </w:t>
+      </w:r>
+      <w:r>
+        <w:rPr>
+          <w:color w:val="067D17"/>
+          <w:rFonts w:ascii="Consolas" w:hAnsi="Consolas"/>
+        </w:rPr>
+        <w:t>"Visit:"</w:t>
+      </w:r>
+      <w:r>
+        <w:rPr>
+          <w:color w:val="080808"/>
+        </w:rPr>
+        <w:t xml:space="preserve">. Test </w:t>
+      </w:r>
+      <w:r>
+        <w:rPr>
+          <w:color w:val="067D17"/>
+          <w:rFonts w:ascii="Consolas" w:hAnsi="Consolas"/>
+        </w:rPr>
+        <w:t xml:space="preserve">"  hANOI  "</w:t>
+      </w:r>
+      <w:r>
+        <w:rPr>
+          <w:color w:val="080808"/>
+        </w:rPr>
+        <w:t xml:space="preserve">, </w:t>
+      </w:r>
+      <w:r>
+        <w:rPr>
+          <w:color w:val="067D17"/>
+          <w:rFonts w:ascii="Consolas" w:hAnsi="Consolas"/>
+        </w:rPr>
+        <w:t xml:space="preserve">"  vIETNAM  "</w:t>
+      </w:r>
+      <w:r>
+        <w:rPr>
+          <w:color w:val="080808"/>
+        </w:rPr>
+        <w:t xml:space="preserve"> and </w:t>
+      </w:r>
+      <w:r>
+        <w:rPr>
+          <w:color w:val="067D17"/>
+          <w:rFonts w:ascii="Consolas" w:hAnsi="Consolas"/>
+        </w:rPr>
+        <w:t xml:space="preserve">"  hOAN kIEM lAKE  "</w:t>
+      </w:r>
+      <w:r>
+        <w:rPr>
+          <w:color w:val="080808"/>
+        </w:rPr>
+        <w:t xml:space="preserve">; display </w:t>
+      </w:r>
+      <w:r>
+        <w:rPr>
+          <w:color w:val="067D17"/>
+          <w:rFonts w:ascii="Consolas" w:hAnsi="Consolas"/>
+        </w:rPr>
+        <w:t>"Destination: Hanoi - Vietnam"</w:t>
+      </w:r>
+      <w:r>
+        <w:rPr>
+          <w:color w:val="080808"/>
+        </w:rPr>
+        <w:t xml:space="preserve"> and </w:t>
+      </w:r>
+      <w:r>
+        <w:rPr>
+          <w:color w:val="067D17"/>
+          <w:rFonts w:ascii="Consolas" w:hAnsi="Consolas"/>
+        </w:rPr>
+        <w:t>"Visit: Hoan Kiem Lake"</w:t>
       </w:r>
       <w:r>
         <w:rPr>

--- a/Mapped Curriculum Lesson - Supplemental Material/Grade 7/Lesson 12 - Strings and Text/Strings and Text - Worksheet.docx
+++ b/Mapped Curriculum Lesson - Supplemental Material/Grade 7/Lesson 12 - Strings and Text/Strings and Text - Worksheet.docx
@@ -824,12 +824,30 @@
         <w:rPr>
           <w:color w:val="080808"/>
         </w:rPr>
-        <w:t xml:space="preserve">Use </w:t>
+        <w:t xml:space="preserve">Change the example so it keeps the name exactly as typed in </w:t>
+      </w:r>
+      <w:r>
+        <w:rPr>
+          <w:color w:val="6A1B9A"/>
+          <w:rFonts w:ascii="JetBrains Mono" w:hAnsi="JetBrains Mono"/>
+          <w:sz w:val="20"/>
+          <w:szCs w:val="20"/>
+          <w:shd w:val="clear" w:color="auto" w:fill="ECEAF4"/>
+        </w:rPr>
+        <w:t> name </w:t>
+      </w:r>
+      <w:r>
+        <w:rPr>
+          <w:color w:val="080808"/>
+        </w:rPr>
+        <w:t xml:space="preserve"> and stores the result of </w:t>
       </w:r>
       <w:r>
         <w:rPr>
           <w:color w:val="1750EB"/>
-          <w:rFonts w:ascii="Consolas" w:hAnsi="Consolas"/>
+          <w:rFonts w:ascii="JetBrains Mono" w:hAnsi="JetBrains Mono"/>
+          <w:sz w:val="20"/>
+          <w:szCs w:val="20"/>
         </w:rPr>
         <w:t>strip()</w:t>
       </w:r>
@@ -842,7 +860,9 @@
       <w:r>
         <w:rPr>
           <w:color w:val="1750EB"/>
-          <w:rFonts w:ascii="Consolas" w:hAnsi="Consolas"/>
+          <w:rFonts w:ascii="JetBrains Mono" w:hAnsi="JetBrains Mono"/>
+          <w:sz w:val="20"/>
+          <w:szCs w:val="20"/>
         </w:rPr>
         <w:t>title()</w:t>
       </w:r>
@@ -850,25 +870,122 @@
         <w:rPr>
           <w:color w:val="080808"/>
         </w:rPr>
-        <w:t xml:space="preserve"> on [name], then store the result in a new variable called [clean_name]. Display [clean_name]. The input </w:t>
+        <w:t xml:space="preserve"> in </w:t>
+      </w:r>
+      <w:r>
+        <w:rPr>
+          <w:color w:val="6A1B9A"/>
+          <w:rFonts w:ascii="JetBrains Mono" w:hAnsi="JetBrains Mono"/>
+          <w:sz w:val="20"/>
+          <w:szCs w:val="20"/>
+          <w:shd w:val="clear" w:color="auto" w:fill="ECEAF4"/>
+        </w:rPr>
+        <w:t> clean_name </w:t>
+      </w:r>
+      <w:r>
+        <w:rPr>
+          <w:color w:val="080808"/>
+        </w:rPr>
+        <w:t xml:space="preserve">. Display </w:t>
       </w:r>
       <w:r>
         <w:rPr>
           <w:color w:val="067D17"/>
-          <w:rFonts w:ascii="Consolas" w:hAnsi="Consolas"/>
-        </w:rPr>
-        <w:t xml:space="preserve">"  aLEX  "</w:t>
-      </w:r>
-      <w:r>
-        <w:rPr>
-          <w:color w:val="080808"/>
-        </w:rPr>
-        <w:t xml:space="preserve"> must display </w:t>
+          <w:rFonts w:ascii="JetBrains Mono" w:hAnsi="JetBrains Mono"/>
+          <w:sz w:val="20"/>
+          <w:szCs w:val="20"/>
+        </w:rPr>
+        <w:t>"You typed:"</w:t>
+      </w:r>
+      <w:r>
+        <w:rPr>
+          <w:color w:val="080808"/>
+        </w:rPr>
+        <w:t xml:space="preserve"> followed by </w:t>
+      </w:r>
+      <w:r>
+        <w:rPr>
+          <w:color w:val="6A1B9A"/>
+          <w:rFonts w:ascii="JetBrains Mono" w:hAnsi="JetBrains Mono"/>
+          <w:sz w:val="20"/>
+          <w:szCs w:val="20"/>
+          <w:shd w:val="clear" w:color="auto" w:fill="ECEAF4"/>
+        </w:rPr>
+        <w:t> name </w:t>
+      </w:r>
+      <w:r>
+        <w:rPr>
+          <w:color w:val="080808"/>
+        </w:rPr>
+        <w:t xml:space="preserve">, then </w:t>
       </w:r>
       <w:r>
         <w:rPr>
           <w:color w:val="067D17"/>
-          <w:rFonts w:ascii="Consolas" w:hAnsi="Consolas"/>
+          <w:rFonts w:ascii="JetBrains Mono" w:hAnsi="JetBrains Mono"/>
+          <w:sz w:val="20"/>
+          <w:szCs w:val="20"/>
+        </w:rPr>
+        <w:t>"Hello,"</w:t>
+      </w:r>
+      <w:r>
+        <w:rPr>
+          <w:color w:val="080808"/>
+        </w:rPr>
+        <w:t xml:space="preserve"> followed by </w:t>
+      </w:r>
+      <w:r>
+        <w:rPr>
+          <w:color w:val="6A1B9A"/>
+          <w:rFonts w:ascii="JetBrains Mono" w:hAnsi="JetBrains Mono"/>
+          <w:sz w:val="20"/>
+          <w:szCs w:val="20"/>
+          <w:shd w:val="clear" w:color="auto" w:fill="ECEAF4"/>
+        </w:rPr>
+        <w:t> clean_name </w:t>
+      </w:r>
+      <w:r>
+        <w:rPr>
+          <w:color w:val="080808"/>
+        </w:rPr>
+        <w:t xml:space="preserve">. For example, </w:t>
+      </w:r>
+      <w:r>
+        <w:rPr>
+          <w:color w:val="067D17"/>
+          <w:rFonts w:ascii="JetBrains Mono" w:hAnsi="JetBrains Mono"/>
+          <w:sz w:val="20"/>
+          <w:szCs w:val="20"/>
+        </w:rPr>
+        <w:t>"aLEX"</w:t>
+      </w:r>
+      <w:r>
+        <w:rPr>
+          <w:color w:val="080808"/>
+        </w:rPr>
+        <w:t xml:space="preserve"> displays </w:t>
+      </w:r>
+      <w:r>
+        <w:rPr>
+          <w:color w:val="067D17"/>
+          <w:rFonts w:ascii="JetBrains Mono" w:hAnsi="JetBrains Mono"/>
+          <w:sz w:val="20"/>
+          <w:szCs w:val="20"/>
+        </w:rPr>
+        <w:t>"You typed: aLEX"</w:t>
+      </w:r>
+      <w:r>
+        <w:rPr>
+          <w:color w:val="080808"/>
+        </w:rPr>
+        <w:t xml:space="preserve"> and </w:t>
+      </w:r>
+      <w:r>
+        <w:rPr>
+          <w:color w:val="067D17"/>
+          <w:rFonts w:ascii="JetBrains Mono" w:hAnsi="JetBrains Mono"/>
+          <w:sz w:val="20"/>
+          <w:szCs w:val="20"/>
         </w:rPr>
         <w:t>"Hello, Alex"</w:t>
       </w:r>
@@ -966,12 +1083,30 @@
         <w:rPr>
           <w:color w:val="080808"/>
         </w:rPr>
-        <w:t xml:space="preserve">Ask for a first name and store it in [name]. Ask for a surname and store it in [surname]. Apply </w:t>
+        <w:t xml:space="preserve">Extend the example so it also asks for a surname in </w:t>
+      </w:r>
+      <w:r>
+        <w:rPr>
+          <w:color w:val="6A1B9A"/>
+          <w:rFonts w:ascii="JetBrains Mono" w:hAnsi="JetBrains Mono"/>
+          <w:sz w:val="20"/>
+          <w:szCs w:val="20"/>
+          <w:shd w:val="clear" w:color="auto" w:fill="ECEAF4"/>
+        </w:rPr>
+        <w:t> surname </w:t>
+      </w:r>
+      <w:r>
+        <w:rPr>
+          <w:color w:val="080808"/>
+        </w:rPr>
+        <w:t xml:space="preserve">. Use </w:t>
       </w:r>
       <w:r>
         <w:rPr>
           <w:color w:val="1750EB"/>
-          <w:rFonts w:ascii="Consolas" w:hAnsi="Consolas"/>
+          <w:rFonts w:ascii="JetBrains Mono" w:hAnsi="JetBrains Mono"/>
+          <w:sz w:val="20"/>
+          <w:szCs w:val="20"/>
         </w:rPr>
         <w:t>strip()</w:t>
       </w:r>
@@ -984,7 +1119,9 @@
       <w:r>
         <w:rPr>
           <w:color w:val="1750EB"/>
-          <w:rFonts w:ascii="Consolas" w:hAnsi="Consolas"/>
+          <w:rFonts w:ascii="JetBrains Mono" w:hAnsi="JetBrains Mono"/>
+          <w:sz w:val="20"/>
+          <w:szCs w:val="20"/>
         </w:rPr>
         <w:t>title()</w:t>
       </w:r>
@@ -992,12 +1129,29 @@
         <w:rPr>
           <w:color w:val="080808"/>
         </w:rPr>
-        <w:t xml:space="preserve"> to both variables, then display the full name. Test </w:t>
+        <w:t xml:space="preserve"> on the surname too, then display </w:t>
       </w:r>
       <w:r>
         <w:rPr>
           <w:color w:val="067D17"/>
-          <w:rFonts w:ascii="Consolas" w:hAnsi="Consolas"/>
+          <w:rFonts w:ascii="JetBrains Mono" w:hAnsi="JetBrains Mono"/>
+          <w:sz w:val="20"/>
+          <w:szCs w:val="20"/>
+        </w:rPr>
+        <w:t>"Hello,"</w:t>
+      </w:r>
+      <w:r>
+        <w:rPr>
+          <w:color w:val="080808"/>
+        </w:rPr>
+        <w:t xml:space="preserve"> followed by both names. For example, </w:t>
+      </w:r>
+      <w:r>
+        <w:rPr>
+          <w:color w:val="067D17"/>
+          <w:rFonts w:ascii="JetBrains Mono" w:hAnsi="JetBrains Mono"/>
+          <w:sz w:val="20"/>
+          <w:szCs w:val="20"/>
         </w:rPr>
         <w:t xml:space="preserve">"  aLEX  "</w:t>
       </w:r>
@@ -1010,7 +1164,9 @@
       <w:r>
         <w:rPr>
           <w:color w:val="067D17"/>
-          <w:rFonts w:ascii="Consolas" w:hAnsi="Consolas"/>
+          <w:rFonts w:ascii="JetBrains Mono" w:hAnsi="JetBrains Mono"/>
+          <w:sz w:val="20"/>
+          <w:szCs w:val="20"/>
         </w:rPr>
         <w:t xml:space="preserve">"  nGUYEN  "</w:t>
       </w:r>
@@ -1018,12 +1174,14 @@
         <w:rPr>
           <w:color w:val="080808"/>
         </w:rPr>
-        <w:t xml:space="preserve">; display </w:t>
+        <w:t xml:space="preserve"> display </w:t>
       </w:r>
       <w:r>
         <w:rPr>
           <w:color w:val="067D17"/>
-          <w:rFonts w:ascii="Consolas" w:hAnsi="Consolas"/>
+          <w:rFonts w:ascii="JetBrains Mono" w:hAnsi="JetBrains Mono"/>
+          <w:sz w:val="20"/>
+          <w:szCs w:val="20"/>
         </w:rPr>
         <w:t>"Hello, Alex Nguyen"</w:t>
       </w:r>
@@ -1058,12 +1216,14 @@
         <w:rPr>
           <w:color w:val="080808"/>
         </w:rPr>
-        <w:t xml:space="preserve">Ask for a city, country and landmark and store the answers in [city], [country] and [landmark]. Apply </w:t>
+        <w:t xml:space="preserve">Create a destination program that asks for a city, a country and a landmark. Use </w:t>
       </w:r>
       <w:r>
         <w:rPr>
           <w:color w:val="1750EB"/>
-          <w:rFonts w:ascii="Consolas" w:hAnsi="Consolas"/>
+          <w:rFonts w:ascii="JetBrains Mono" w:hAnsi="JetBrains Mono"/>
+          <w:sz w:val="20"/>
+          <w:szCs w:val="20"/>
         </w:rPr>
         <w:t>strip()</w:t>
       </w:r>
@@ -1076,7 +1236,9 @@
       <w:r>
         <w:rPr>
           <w:color w:val="1750EB"/>
-          <w:rFonts w:ascii="Consolas" w:hAnsi="Consolas"/>
+          <w:rFonts w:ascii="JetBrains Mono" w:hAnsi="JetBrains Mono"/>
+          <w:sz w:val="20"/>
+          <w:szCs w:val="20"/>
         </w:rPr>
         <w:t>title()</w:t>
       </w:r>
@@ -1084,12 +1246,14 @@
         <w:rPr>
           <w:color w:val="080808"/>
         </w:rPr>
-        <w:t xml:space="preserve"> to all three variables. Display the city and country on a line beginning </w:t>
+        <w:t xml:space="preserve"> on each answer. Display </w:t>
       </w:r>
       <w:r>
         <w:rPr>
           <w:color w:val="067D17"/>
-          <w:rFonts w:ascii="Consolas" w:hAnsi="Consolas"/>
+          <w:rFonts w:ascii="JetBrains Mono" w:hAnsi="JetBrains Mono"/>
+          <w:sz w:val="20"/>
+          <w:szCs w:val="20"/>
         </w:rPr>
         <w:t>"Destination:"</w:t>
       </w:r>
@@ -1097,12 +1261,29 @@
         <w:rPr>
           <w:color w:val="080808"/>
         </w:rPr>
-        <w:t xml:space="preserve">. Display the landmark on a second line beginning </w:t>
+        <w:t xml:space="preserve"> with the city and country separated by </w:t>
       </w:r>
       <w:r>
         <w:rPr>
           <w:color w:val="067D17"/>
-          <w:rFonts w:ascii="Consolas" w:hAnsi="Consolas"/>
+          <w:rFonts w:ascii="JetBrains Mono" w:hAnsi="JetBrains Mono"/>
+          <w:sz w:val="20"/>
+          <w:szCs w:val="20"/>
+        </w:rPr>
+        <w:t>"-"</w:t>
+      </w:r>
+      <w:r>
+        <w:rPr>
+          <w:color w:val="080808"/>
+        </w:rPr>
+        <w:t xml:space="preserve">, then </w:t>
+      </w:r>
+      <w:r>
+        <w:rPr>
+          <w:color w:val="067D17"/>
+          <w:rFonts w:ascii="JetBrains Mono" w:hAnsi="JetBrains Mono"/>
+          <w:sz w:val="20"/>
+          <w:szCs w:val="20"/>
         </w:rPr>
         <w:t>"Visit:"</w:t>
       </w:r>
@@ -1110,12 +1291,14 @@
         <w:rPr>
           <w:color w:val="080808"/>
         </w:rPr>
-        <w:t xml:space="preserve">. Test </w:t>
+        <w:t xml:space="preserve"> with the landmark. For example, </w:t>
       </w:r>
       <w:r>
         <w:rPr>
           <w:color w:val="067D17"/>
-          <w:rFonts w:ascii="Consolas" w:hAnsi="Consolas"/>
+          <w:rFonts w:ascii="JetBrains Mono" w:hAnsi="JetBrains Mono"/>
+          <w:sz w:val="20"/>
+          <w:szCs w:val="20"/>
         </w:rPr>
         <w:t xml:space="preserve">"  hANOI  "</w:t>
       </w:r>
@@ -1123,12 +1306,14 @@
         <w:rPr>
           <w:color w:val="080808"/>
         </w:rPr>
-        <w:t xml:space="preserve">, </w:t>
+        <w:t xml:space="preserve"> and </w:t>
       </w:r>
       <w:r>
         <w:rPr>
           <w:color w:val="067D17"/>
-          <w:rFonts w:ascii="Consolas" w:hAnsi="Consolas"/>
+          <w:rFonts w:ascii="JetBrains Mono" w:hAnsi="JetBrains Mono"/>
+          <w:sz w:val="20"/>
+          <w:szCs w:val="20"/>
         </w:rPr>
         <w:t xml:space="preserve">"  vIETNAM  "</w:t>
       </w:r>
@@ -1136,40 +1321,16 @@
         <w:rPr>
           <w:color w:val="080808"/>
         </w:rPr>
-        <w:t xml:space="preserve"> and </w:t>
+        <w:t xml:space="preserve"> give </w:t>
       </w:r>
       <w:r>
         <w:rPr>
           <w:color w:val="067D17"/>
-          <w:rFonts w:ascii="Consolas" w:hAnsi="Consolas"/>
-        </w:rPr>
-        <w:t xml:space="preserve">"  hOAN kIEM lAKE  "</w:t>
-      </w:r>
-      <w:r>
-        <w:rPr>
-          <w:color w:val="080808"/>
-        </w:rPr>
-        <w:t xml:space="preserve">; display </w:t>
-      </w:r>
-      <w:r>
-        <w:rPr>
-          <w:color w:val="067D17"/>
-          <w:rFonts w:ascii="Consolas" w:hAnsi="Consolas"/>
+          <w:rFonts w:ascii="JetBrains Mono" w:hAnsi="JetBrains Mono"/>
+          <w:sz w:val="20"/>
+          <w:szCs w:val="20"/>
         </w:rPr>
         <w:t>"Destination: Hanoi - Vietnam"</w:t>
-      </w:r>
-      <w:r>
-        <w:rPr>
-          <w:color w:val="080808"/>
-        </w:rPr>
-        <w:t xml:space="preserve"> and </w:t>
-      </w:r>
-      <w:r>
-        <w:rPr>
-          <w:color w:val="067D17"/>
-          <w:rFonts w:ascii="Consolas" w:hAnsi="Consolas"/>
-        </w:rPr>
-        <w:t>"Visit: Hoan Kiem Lake"</w:t>
       </w:r>
       <w:r>
         <w:rPr>
